--- a/examples/autoencoder/doc/07_autoenc_adv_e.docx
+++ b/examples/autoencoder/doc/07_autoenc_adv_e.docx
@@ -103,6 +103,45 @@
       </w:pPr>
       <w:r>
         <w:rPr>
+          <w:rStyle w:val="FunctionTok"/>
+        </w:rPr>
+        <w:t xml:space="preserve">source</w:t>
+      </w:r>
+      <w:r>
+        <w:rPr>
+          <w:rStyle w:val="NormalTok"/>
+        </w:rPr>
+        <w:t xml:space="preserve">(</w:t>
+      </w:r>
+      <w:r>
+        <w:rPr>
+          <w:rStyle w:val="FunctionTok"/>
+        </w:rPr>
+        <w:t xml:space="preserve">url</w:t>
+      </w:r>
+      <w:r>
+        <w:rPr>
+          <w:rStyle w:val="NormalTok"/>
+        </w:rPr>
+        <w:t xml:space="preserve">(</w:t>
+      </w:r>
+      <w:r>
+        <w:rPr>
+          <w:rStyle w:val="StringTok"/>
+        </w:rPr>
+        <w:t xml:space="preserve">"https://raw.githubusercontent.com/cefet-rj-dal/daltoolboxdp/main/examples/seed.R"</w:t>
+      </w:r>
+      <w:r>
+        <w:rPr>
+          <w:rStyle w:val="NormalTok"/>
+        </w:rPr>
+        <w:t xml:space="preserve">))</w:t>
+      </w:r>
+      <w:r>
+        <w:br/>
+      </w:r>
+      <w:r>
+        <w:rPr>
           <w:rStyle w:val="CommentTok"/>
         </w:rPr>
         <w:t xml:space="preserve"># Installing example dependencies (if needed)</w:t>
@@ -462,6 +501,21 @@
       </w:r>
       <w:r>
         <w:rPr>
+          <w:rStyle w:val="FunctionTok"/>
+        </w:rPr>
+        <w:t xml:space="preserve">set_example_seed</w:t>
+      </w:r>
+      <w:r>
+        <w:rPr>
+          <w:rStyle w:val="NormalTok"/>
+        </w:rPr>
+        <w:t xml:space="preserve">()</w:t>
+      </w:r>
+      <w:r>
+        <w:br/>
+      </w:r>
+      <w:r>
+        <w:rPr>
           <w:rStyle w:val="NormalTok"/>
         </w:rPr>
         <w:t xml:space="preserve">preproc </w:t>
@@ -885,6 +939,21 @@
           <w:rStyle w:val="CommentTok"/>
         </w:rPr>
         <w:t xml:space="preserve"># Training the model on the train set</w:t>
+      </w:r>
+      <w:r>
+        <w:br/>
+      </w:r>
+      <w:r>
+        <w:rPr>
+          <w:rStyle w:val="FunctionTok"/>
+        </w:rPr>
+        <w:t xml:space="preserve">set_example_seed</w:t>
+      </w:r>
+      <w:r>
+        <w:rPr>
+          <w:rStyle w:val="NormalTok"/>
+        </w:rPr>
+        <w:t xml:space="preserve">()</w:t>
       </w:r>
       <w:r>
         <w:br/>
@@ -1750,7 +1819,7 @@
               <a:graphicData uri="http://schemas.openxmlformats.org/drawingml/2006/picture">
                 <pic:pic>
                   <pic:nvPicPr>
-                    <pic:cNvPr descr="/home/gpca/daltoolboxdp/examples/autoencoder/doc/07_autoenc_adv_e_files/b761b464ebdf6f373975b92d1508f345de315011.png" id="11" name="Picture"/>
+                    <pic:cNvPr descr="/home/gpca/daltoolboxdp/examples/autoencoder/doc/07_autoenc_adv_e_files/fce0fe5ac5ed53936403f4d9c2e775a2b740128b.png" id="11" name="Picture"/>
                     <pic:cNvPicPr>
                       <a:picLocks noChangeArrowheads="1" noChangeAspect="1"/>
                     </pic:cNvPicPr>
@@ -1965,61 +2034,61 @@
         <w:rPr>
           <w:rStyle w:val="VerbatimChar"/>
         </w:rPr>
-        <w:t xml:space="preserve">##           [,1]      [,2]      [,3]</w:t>
-      </w:r>
-      <w:r>
-        <w:br/>
-      </w:r>
-      <w:r>
-        <w:rPr>
-          <w:rStyle w:val="VerbatimChar"/>
-        </w:rPr>
-        <w:t xml:space="preserve">## [1,] -3.806250 -5.618673 -4.721063</w:t>
-      </w:r>
-      <w:r>
-        <w:br/>
-      </w:r>
-      <w:r>
-        <w:rPr>
-          <w:rStyle w:val="VerbatimChar"/>
-        </w:rPr>
-        <w:t xml:space="preserve">## [2,] -3.906807 -6.257061 -5.072360</w:t>
-      </w:r>
-      <w:r>
-        <w:br/>
-      </w:r>
-      <w:r>
-        <w:rPr>
-          <w:rStyle w:val="VerbatimChar"/>
-        </w:rPr>
-        <w:t xml:space="preserve">## [3,] -3.934368 -6.610751 -5.265086</w:t>
-      </w:r>
-      <w:r>
-        <w:br/>
-      </w:r>
-      <w:r>
-        <w:rPr>
-          <w:rStyle w:val="VerbatimChar"/>
-        </w:rPr>
-        <w:t xml:space="preserve">## [4,] -3.891577 -6.660998 -5.278861</w:t>
-      </w:r>
-      <w:r>
-        <w:br/>
-      </w:r>
-      <w:r>
-        <w:rPr>
-          <w:rStyle w:val="VerbatimChar"/>
-        </w:rPr>
-        <w:t xml:space="preserve">## [5,] -3.761101 -6.442945 -5.120848</w:t>
-      </w:r>
-      <w:r>
-        <w:br/>
-      </w:r>
-      <w:r>
-        <w:rPr>
-          <w:rStyle w:val="VerbatimChar"/>
-        </w:rPr>
-        <w:t xml:space="preserve">## [6,] -3.566899 -5.913779 -4.790864</w:t>
+        <w:t xml:space="preserve">##            [,1]     [,2]     [,3]</w:t>
+      </w:r>
+      <w:r>
+        <w:br/>
+      </w:r>
+      <w:r>
+        <w:rPr>
+          <w:rStyle w:val="VerbatimChar"/>
+        </w:rPr>
+        <w:t xml:space="preserve">## [1,] -1.1387396 8.018703 5.419394</w:t>
+      </w:r>
+      <w:r>
+        <w:br/>
+      </w:r>
+      <w:r>
+        <w:rPr>
+          <w:rStyle w:val="VerbatimChar"/>
+        </w:rPr>
+        <w:t xml:space="preserve">## [2,] -1.5612270 8.567384 5.842404</w:t>
+      </w:r>
+      <w:r>
+        <w:br/>
+      </w:r>
+      <w:r>
+        <w:rPr>
+          <w:rStyle w:val="VerbatimChar"/>
+        </w:rPr>
+        <w:t xml:space="preserve">## [3,] -1.7594186 8.841612 6.028757</w:t>
+      </w:r>
+      <w:r>
+        <w:br/>
+      </w:r>
+      <w:r>
+        <w:rPr>
+          <w:rStyle w:val="VerbatimChar"/>
+        </w:rPr>
+        <w:t xml:space="preserve">## [4,] -1.7324317 8.829659 5.974619</w:t>
+      </w:r>
+      <w:r>
+        <w:br/>
+      </w:r>
+      <w:r>
+        <w:rPr>
+          <w:rStyle w:val="VerbatimChar"/>
+        </w:rPr>
+        <w:t xml:space="preserve">## [5,] -1.4328672 8.521087 5.658907</w:t>
+      </w:r>
+      <w:r>
+        <w:br/>
+      </w:r>
+      <w:r>
+        <w:rPr>
+          <w:rStyle w:val="VerbatimChar"/>
+        </w:rPr>
+        <w:t xml:space="preserve">## [6,] -0.8912865 7.937541 5.106960</w:t>
       </w:r>
     </w:p>
     <w:p>

--- a/examples/autoencoder/doc/07_autoenc_adv_e.docx
+++ b/examples/autoencoder/doc/07_autoenc_adv_e.docx
@@ -1819,7 +1819,7 @@
               <a:graphicData uri="http://schemas.openxmlformats.org/drawingml/2006/picture">
                 <pic:pic>
                   <pic:nvPicPr>
-                    <pic:cNvPr descr="/home/gpca/daltoolboxdp/examples/autoencoder/doc/07_autoenc_adv_e_files/fce0fe5ac5ed53936403f4d9c2e775a2b740128b.png" id="11" name="Picture"/>
+                    <pic:cNvPr descr="C:\Git\dal\daltoolboxdp\examples\autoencoder\doc\07_autoenc_adv_e_files/16cb8bb09e0c2a1a5bf369334c0daaa20f5962fe.png" id="11" name="Picture"/>
                     <pic:cNvPicPr>
                       <a:picLocks noChangeArrowheads="1" noChangeAspect="1"/>
                     </pic:cNvPicPr>
@@ -2034,61 +2034,61 @@
         <w:rPr>
           <w:rStyle w:val="VerbatimChar"/>
         </w:rPr>
-        <w:t xml:space="preserve">##            [,1]     [,2]     [,3]</w:t>
-      </w:r>
-      <w:r>
-        <w:br/>
-      </w:r>
-      <w:r>
-        <w:rPr>
-          <w:rStyle w:val="VerbatimChar"/>
-        </w:rPr>
-        <w:t xml:space="preserve">## [1,] -1.1387396 8.018703 5.419394</w:t>
-      </w:r>
-      <w:r>
-        <w:br/>
-      </w:r>
-      <w:r>
-        <w:rPr>
-          <w:rStyle w:val="VerbatimChar"/>
-        </w:rPr>
-        <w:t xml:space="preserve">## [2,] -1.5612270 8.567384 5.842404</w:t>
-      </w:r>
-      <w:r>
-        <w:br/>
-      </w:r>
-      <w:r>
-        <w:rPr>
-          <w:rStyle w:val="VerbatimChar"/>
-        </w:rPr>
-        <w:t xml:space="preserve">## [3,] -1.7594186 8.841612 6.028757</w:t>
-      </w:r>
-      <w:r>
-        <w:br/>
-      </w:r>
-      <w:r>
-        <w:rPr>
-          <w:rStyle w:val="VerbatimChar"/>
-        </w:rPr>
-        <w:t xml:space="preserve">## [4,] -1.7324317 8.829659 5.974619</w:t>
-      </w:r>
-      <w:r>
-        <w:br/>
-      </w:r>
-      <w:r>
-        <w:rPr>
-          <w:rStyle w:val="VerbatimChar"/>
-        </w:rPr>
-        <w:t xml:space="preserve">## [5,] -1.4328672 8.521087 5.658907</w:t>
-      </w:r>
-      <w:r>
-        <w:br/>
-      </w:r>
-      <w:r>
-        <w:rPr>
-          <w:rStyle w:val="VerbatimChar"/>
-        </w:rPr>
-        <w:t xml:space="preserve">## [6,] -0.8912865 7.937541 5.106960</w:t>
+        <w:t xml:space="preserve">##             [,1]      [,2]      [,3]</w:t>
+      </w:r>
+      <w:r>
+        <w:br/>
+      </w:r>
+      <w:r>
+        <w:rPr>
+          <w:rStyle w:val="VerbatimChar"/>
+        </w:rPr>
+        <w:t xml:space="preserve">## [1,]  0.02454811 -11.77864 0.1871934</w:t>
+      </w:r>
+      <w:r>
+        <w:br/>
+      </w:r>
+      <w:r>
+        <w:rPr>
+          <w:rStyle w:val="VerbatimChar"/>
+        </w:rPr>
+        <w:t xml:space="preserve">## [2,]  0.09018347 -12.56923 0.6421949</w:t>
+      </w:r>
+      <w:r>
+        <w:br/>
+      </w:r>
+      <w:r>
+        <w:rPr>
+          <w:rStyle w:val="VerbatimChar"/>
+        </w:rPr>
+        <w:t xml:space="preserve">## [3,]  0.10440540 -12.96889 0.8768762</w:t>
+      </w:r>
+      <w:r>
+        <w:br/>
+      </w:r>
+      <w:r>
+        <w:rPr>
+          <w:rStyle w:val="VerbatimChar"/>
+        </w:rPr>
+        <w:t xml:space="preserve">## [4,]  0.06435129 -12.95104 0.8650025</w:t>
+      </w:r>
+      <w:r>
+        <w:br/>
+      </w:r>
+      <w:r>
+        <w:rPr>
+          <w:rStyle w:val="VerbatimChar"/>
+        </w:rPr>
+        <w:t xml:space="preserve">## [5,] -0.02893603 -12.51836 0.6016309</w:t>
+      </w:r>
+      <w:r>
+        <w:br/>
+      </w:r>
+      <w:r>
+        <w:rPr>
+          <w:rStyle w:val="VerbatimChar"/>
+        </w:rPr>
+        <w:t xml:space="preserve">## [6,] -0.16888440 -11.69846 0.1076976</w:t>
       </w:r>
     </w:p>
     <w:p>

--- a/examples/autoencoder/doc/07_autoenc_adv_e.docx
+++ b/examples/autoencoder/doc/07_autoenc_adv_e.docx
@@ -1819,7 +1819,7 @@
               <a:graphicData uri="http://schemas.openxmlformats.org/drawingml/2006/picture">
                 <pic:pic>
                   <pic:nvPicPr>
-                    <pic:cNvPr descr="C:\Git\dal\daltoolboxdp\examples\autoencoder\doc\07_autoenc_adv_e_files/16cb8bb09e0c2a1a5bf369334c0daaa20f5962fe.png" id="11" name="Picture"/>
+                    <pic:cNvPr descr="/home/gpca/daltoolboxdp/examples/autoencoder/doc/07_autoenc_adv_e_files/79131fb64ece03ee87f27ac0e0ac1643d37c222b.png" id="11" name="Picture"/>
                     <pic:cNvPicPr>
                       <a:picLocks noChangeArrowheads="1" noChangeAspect="1"/>
                     </pic:cNvPicPr>
@@ -2043,52 +2043,52 @@
         <w:rPr>
           <w:rStyle w:val="VerbatimChar"/>
         </w:rPr>
-        <w:t xml:space="preserve">## [1,]  0.02454811 -11.77864 0.1871934</w:t>
-      </w:r>
-      <w:r>
-        <w:br/>
-      </w:r>
-      <w:r>
-        <w:rPr>
-          <w:rStyle w:val="VerbatimChar"/>
-        </w:rPr>
-        <w:t xml:space="preserve">## [2,]  0.09018347 -12.56923 0.6421949</w:t>
-      </w:r>
-      <w:r>
-        <w:br/>
-      </w:r>
-      <w:r>
-        <w:rPr>
-          <w:rStyle w:val="VerbatimChar"/>
-        </w:rPr>
-        <w:t xml:space="preserve">## [3,]  0.10440540 -12.96889 0.8768762</w:t>
-      </w:r>
-      <w:r>
-        <w:br/>
-      </w:r>
-      <w:r>
-        <w:rPr>
-          <w:rStyle w:val="VerbatimChar"/>
-        </w:rPr>
-        <w:t xml:space="preserve">## [4,]  0.06435129 -12.95104 0.8650025</w:t>
-      </w:r>
-      <w:r>
-        <w:br/>
-      </w:r>
-      <w:r>
-        <w:rPr>
-          <w:rStyle w:val="VerbatimChar"/>
-        </w:rPr>
-        <w:t xml:space="preserve">## [5,] -0.02893603 -12.51836 0.6016309</w:t>
-      </w:r>
-      <w:r>
-        <w:br/>
-      </w:r>
-      <w:r>
-        <w:rPr>
-          <w:rStyle w:val="VerbatimChar"/>
-        </w:rPr>
-        <w:t xml:space="preserve">## [6,] -0.16888440 -11.69846 0.1076976</w:t>
+        <w:t xml:space="preserve">## [1,]  0.02454942 -11.77865 0.1871932</w:t>
+      </w:r>
+      <w:r>
+        <w:br/>
+      </w:r>
+      <w:r>
+        <w:rPr>
+          <w:rStyle w:val="VerbatimChar"/>
+        </w:rPr>
+        <w:t xml:space="preserve">## [2,]  0.09018467 -12.56923 0.6421943</w:t>
+      </w:r>
+      <w:r>
+        <w:br/>
+      </w:r>
+      <w:r>
+        <w:rPr>
+          <w:rStyle w:val="VerbatimChar"/>
+        </w:rPr>
+        <w:t xml:space="preserve">## [3,]  0.10440657 -12.96888 0.8768760</w:t>
+      </w:r>
+      <w:r>
+        <w:br/>
+      </w:r>
+      <w:r>
+        <w:rPr>
+          <w:rStyle w:val="VerbatimChar"/>
+        </w:rPr>
+        <w:t xml:space="preserve">## [4,]  0.06435239 -12.95104 0.8650023</w:t>
+      </w:r>
+      <w:r>
+        <w:br/>
+      </w:r>
+      <w:r>
+        <w:rPr>
+          <w:rStyle w:val="VerbatimChar"/>
+        </w:rPr>
+        <w:t xml:space="preserve">## [5,] -0.02893493 -12.51836 0.6016306</w:t>
+      </w:r>
+      <w:r>
+        <w:br/>
+      </w:r>
+      <w:r>
+        <w:rPr>
+          <w:rStyle w:val="VerbatimChar"/>
+        </w:rPr>
+        <w:t xml:space="preserve">## [6,] -0.16888341 -11.69846 0.1076967</w:t>
       </w:r>
     </w:p>
     <w:p>
